--- a/Checkpoint 6/Para qué usamos Clases en Python.docx
+++ b/Checkpoint 6/Para qué usamos Clases en Python.docx
@@ -9,45 +9,959 @@
     </w:p>
     <w:p>
       <w:r>
-        <w:t xml:space="preserve">Una clase permite la creación de un elemento constructor que permite la creación de objectos, cada vez que es llamada la función se crea una instancia del mismo. Cada instancia </w:t>
-      </w:r>
-    </w:p>
-    <w:p>
-      <w:r>
-        <w:t>Ventajas:</w:t>
-      </w:r>
-    </w:p>
-    <w:p>
-      <w:pPr>
-        <w:numPr>
-          <w:ilvl w:val="0"/>
-          <w:numId w:val="1"/>
-        </w:numPr>
-      </w:pPr>
-      <w:r>
-        <w:t xml:space="preserve">Reutilización de código </w:t>
-      </w:r>
-    </w:p>
-    <w:p>
-      <w:pPr>
-        <w:numPr>
-          <w:ilvl w:val="0"/>
-          <w:numId w:val="1"/>
-        </w:numPr>
-      </w:pPr>
-      <w:r>
-        <w:t xml:space="preserve">Mejor organización </w:t>
-      </w:r>
-    </w:p>
-    <w:p>
-      <w:pPr>
-        <w:numPr>
-          <w:ilvl w:val="0"/>
-          <w:numId w:val="1"/>
-        </w:numPr>
-      </w:pPr>
-      <w:r>
-        <w:t xml:space="preserve">Facilitan la Programación Orientada a Objetos (POO) </w:t>
+        <w:t>Las clases en Python se utilizan para organizar el código y estructurarlo mejor, especialmente cuando un programa empieza a crecer. Permiten agrupar datos (atributos) y funciones (métodos) dentro de una misma entidad, lo que facilita entender, mantener y reutilizar el código.</w:t>
+      </w:r>
+    </w:p>
+    <w:p>
+      <w:r>
+        <w:t xml:space="preserve">Una clase es básicamente una plantilla a partir de la cual se crean objetos. </w:t>
+      </w:r>
+      <w:r>
+        <w:t>La imagen siguiente hace una representación de esto. Puedes crear cuantas plantillas quieras cada una con sus propios atributos y respuestas dependiendo de los datos introducidos al crear la variable.</w:t>
+      </w:r>
+    </w:p>
+    <w:p>
+      <w:r>
+        <w:t>Un uso importante de las clases es modelar el mundo real dentro del programa. Puedes crear clases como Coche, Producto, Usuario, etc. Esto hace que el código sea más intuitivo porque representa cosas que ya entendemos.</w:t>
+      </w:r>
+    </w:p>
+    <w:p>
+      <w:r>
+        <w:t>También permiten reutilizar código. En lugar de repetir variables y funciones para cada entidad, creas una clase y luego generas múltiples objetos con diferentes valores. Esto reduce errores y hace el código más limpio.</w:t>
+      </w:r>
+    </w:p>
+    <w:p>
+      <w:r>
+        <w:t>Otro concepto importante es la encapsulación, que consiste en controlar cómo se accede a los datos. Por ejemplo, puedes evitar que alguien modifique directamente un valor y obligarlo a usar métodos específicos.</w:t>
+      </w:r>
+    </w:p>
+    <w:p>
+      <w:r>
+        <w:t>Las clases también permiten la herencia, que consiste en crear nuevas clases basadas en otras. Esto ayuda a reutilizar código y extender funcionalidades sin duplicar lógica. Además, existe el polimorfismo, que permite que diferentes objetos respondan al mismo método de formas distintas.</w:t>
+      </w:r>
+    </w:p>
+    <w:p>
+      <w:r>
+        <w:t>En general, las clases son clave cuando quieres escribir programas más grandes, organizados y escalables.</w:t>
+      </w:r>
+    </w:p>
+    <w:p>
+      <w:r>
+        <w:t>Ejemplo básico de una clase:</w:t>
+      </w:r>
+    </w:p>
+    <w:p>
+      <w:proofErr w:type="spellStart"/>
+      <w:r>
+        <w:t>class</w:t>
+      </w:r>
+      <w:proofErr w:type="spellEnd"/>
+      <w:r>
+        <w:t xml:space="preserve"> Persona:</w:t>
+      </w:r>
+      <w:r>
+        <w:br/>
+        <w:t xml:space="preserve">    </w:t>
+      </w:r>
+      <w:proofErr w:type="spellStart"/>
+      <w:r>
+        <w:t>def</w:t>
+      </w:r>
+      <w:proofErr w:type="spellEnd"/>
+      <w:r>
+        <w:t xml:space="preserve"> __</w:t>
+      </w:r>
+      <w:proofErr w:type="spellStart"/>
+      <w:r>
+        <w:t>init</w:t>
+      </w:r>
+      <w:proofErr w:type="spellEnd"/>
+      <w:r>
+        <w:t>_</w:t>
+      </w:r>
+      <w:proofErr w:type="gramStart"/>
+      <w:r>
+        <w:t>_(</w:t>
+      </w:r>
+      <w:proofErr w:type="spellStart"/>
+      <w:proofErr w:type="gramEnd"/>
+      <w:r>
+        <w:t>self</w:t>
+      </w:r>
+      <w:proofErr w:type="spellEnd"/>
+      <w:r>
+        <w:t>, nombre, edad):</w:t>
+      </w:r>
+      <w:r>
+        <w:br/>
+        <w:t xml:space="preserve">        </w:t>
+      </w:r>
+      <w:proofErr w:type="spellStart"/>
+      <w:proofErr w:type="gramStart"/>
+      <w:r>
+        <w:t>self.nombre</w:t>
+      </w:r>
+      <w:proofErr w:type="spellEnd"/>
+      <w:proofErr w:type="gramEnd"/>
+      <w:r>
+        <w:t xml:space="preserve"> = nombre</w:t>
+      </w:r>
+      <w:r>
+        <w:br/>
+        <w:t xml:space="preserve">        </w:t>
+      </w:r>
+      <w:proofErr w:type="spellStart"/>
+      <w:proofErr w:type="gramStart"/>
+      <w:r>
+        <w:t>self.edad</w:t>
+      </w:r>
+      <w:proofErr w:type="spellEnd"/>
+      <w:proofErr w:type="gramEnd"/>
+      <w:r>
+        <w:t xml:space="preserve"> = edad</w:t>
+      </w:r>
+      <w:r>
+        <w:br/>
+      </w:r>
+      <w:r>
+        <w:br/>
+        <w:t xml:space="preserve">    </w:t>
+      </w:r>
+      <w:proofErr w:type="spellStart"/>
+      <w:r>
+        <w:t>def</w:t>
+      </w:r>
+      <w:proofErr w:type="spellEnd"/>
+      <w:r>
+        <w:t xml:space="preserve"> saludar(</w:t>
+      </w:r>
+      <w:proofErr w:type="spellStart"/>
+      <w:r>
+        <w:t>self</w:t>
+      </w:r>
+      <w:proofErr w:type="spellEnd"/>
+      <w:r>
+        <w:t>):</w:t>
+      </w:r>
+      <w:r>
+        <w:br/>
+        <w:t xml:space="preserve">        </w:t>
+      </w:r>
+      <w:proofErr w:type="spellStart"/>
+      <w:proofErr w:type="gramStart"/>
+      <w:r>
+        <w:t>print</w:t>
+      </w:r>
+      <w:proofErr w:type="spellEnd"/>
+      <w:r>
+        <w:t>(</w:t>
+      </w:r>
+      <w:proofErr w:type="spellStart"/>
+      <w:proofErr w:type="gramEnd"/>
+      <w:r>
+        <w:t>f"Hola</w:t>
+      </w:r>
+      <w:proofErr w:type="spellEnd"/>
+      <w:r>
+        <w:t>, soy {</w:t>
+      </w:r>
+      <w:proofErr w:type="spellStart"/>
+      <w:proofErr w:type="gramStart"/>
+      <w:r>
+        <w:t>self.nombre</w:t>
+      </w:r>
+      <w:proofErr w:type="spellEnd"/>
+      <w:proofErr w:type="gramEnd"/>
+      <w:r>
+        <w:t>} y tengo {</w:t>
+      </w:r>
+      <w:proofErr w:type="spellStart"/>
+      <w:proofErr w:type="gramStart"/>
+      <w:r>
+        <w:t>self.edad</w:t>
+      </w:r>
+      <w:proofErr w:type="spellEnd"/>
+      <w:proofErr w:type="gramEnd"/>
+      <w:r>
+        <w:t>} años")</w:t>
+      </w:r>
+    </w:p>
+    <w:p>
+      <w:r>
+        <w:t>Uso de la clase:</w:t>
+      </w:r>
+    </w:p>
+    <w:p>
+      <w:r>
+        <w:t xml:space="preserve">persona1 = </w:t>
+      </w:r>
+      <w:proofErr w:type="gramStart"/>
+      <w:r>
+        <w:t>Persona(</w:t>
+      </w:r>
+      <w:proofErr w:type="gramEnd"/>
+      <w:r>
+        <w:t>"Ana", 25)</w:t>
+      </w:r>
+      <w:r>
+        <w:br/>
+        <w:t xml:space="preserve">persona2 = </w:t>
+      </w:r>
+      <w:proofErr w:type="gramStart"/>
+      <w:r>
+        <w:t>Persona(</w:t>
+      </w:r>
+      <w:proofErr w:type="gramEnd"/>
+      <w:r>
+        <w:t>"Luis", 30)</w:t>
+      </w:r>
+      <w:r>
+        <w:br/>
+      </w:r>
+      <w:r>
+        <w:br/>
+      </w:r>
+      <w:r>
+        <w:lastRenderedPageBreak/>
+        <w:t>persona1.saludar()</w:t>
+      </w:r>
+      <w:r>
+        <w:br/>
+        <w:t>persona2.saludar()</w:t>
+      </w:r>
+    </w:p>
+    <w:p>
+      <w:r>
+        <w:t>Ejemplo de modelado de un objeto real:</w:t>
+      </w:r>
+    </w:p>
+    <w:p>
+      <w:proofErr w:type="spellStart"/>
+      <w:r>
+        <w:t>class</w:t>
+      </w:r>
+      <w:proofErr w:type="spellEnd"/>
+      <w:r>
+        <w:t xml:space="preserve"> Coche:</w:t>
+      </w:r>
+      <w:r>
+        <w:br/>
+        <w:t xml:space="preserve">    </w:t>
+      </w:r>
+      <w:proofErr w:type="spellStart"/>
+      <w:r>
+        <w:t>def</w:t>
+      </w:r>
+      <w:proofErr w:type="spellEnd"/>
+      <w:r>
+        <w:t xml:space="preserve"> __</w:t>
+      </w:r>
+      <w:proofErr w:type="spellStart"/>
+      <w:r>
+        <w:t>init</w:t>
+      </w:r>
+      <w:proofErr w:type="spellEnd"/>
+      <w:r>
+        <w:t>_</w:t>
+      </w:r>
+      <w:proofErr w:type="gramStart"/>
+      <w:r>
+        <w:t>_(</w:t>
+      </w:r>
+      <w:proofErr w:type="spellStart"/>
+      <w:proofErr w:type="gramEnd"/>
+      <w:r>
+        <w:t>self</w:t>
+      </w:r>
+      <w:proofErr w:type="spellEnd"/>
+      <w:r>
+        <w:t>, marca, modelo):</w:t>
+      </w:r>
+      <w:r>
+        <w:br/>
+        <w:t xml:space="preserve">        </w:t>
+      </w:r>
+      <w:proofErr w:type="spellStart"/>
+      <w:proofErr w:type="gramStart"/>
+      <w:r>
+        <w:t>self.marca</w:t>
+      </w:r>
+      <w:proofErr w:type="spellEnd"/>
+      <w:proofErr w:type="gramEnd"/>
+      <w:r>
+        <w:t xml:space="preserve"> = marca</w:t>
+      </w:r>
+      <w:r>
+        <w:br/>
+        <w:t xml:space="preserve">        </w:t>
+      </w:r>
+      <w:proofErr w:type="spellStart"/>
+      <w:proofErr w:type="gramStart"/>
+      <w:r>
+        <w:t>self.modelo</w:t>
+      </w:r>
+      <w:proofErr w:type="spellEnd"/>
+      <w:proofErr w:type="gramEnd"/>
+      <w:r>
+        <w:t xml:space="preserve"> = modelo</w:t>
+      </w:r>
+      <w:r>
+        <w:br/>
+      </w:r>
+      <w:r>
+        <w:br/>
+        <w:t xml:space="preserve">    </w:t>
+      </w:r>
+      <w:proofErr w:type="spellStart"/>
+      <w:r>
+        <w:t>def</w:t>
+      </w:r>
+      <w:proofErr w:type="spellEnd"/>
+      <w:r>
+        <w:t xml:space="preserve"> arrancar(</w:t>
+      </w:r>
+      <w:proofErr w:type="spellStart"/>
+      <w:r>
+        <w:t>self</w:t>
+      </w:r>
+      <w:proofErr w:type="spellEnd"/>
+      <w:r>
+        <w:t>):</w:t>
+      </w:r>
+      <w:r>
+        <w:br/>
+        <w:t xml:space="preserve">        </w:t>
+      </w:r>
+      <w:proofErr w:type="spellStart"/>
+      <w:proofErr w:type="gramStart"/>
+      <w:r>
+        <w:t>print</w:t>
+      </w:r>
+      <w:proofErr w:type="spellEnd"/>
+      <w:r>
+        <w:t>(</w:t>
+      </w:r>
+      <w:proofErr w:type="gramEnd"/>
+      <w:r>
+        <w:t>"El coche está arrancando")</w:t>
+      </w:r>
+    </w:p>
+    <w:p>
+      <w:proofErr w:type="spellStart"/>
+      <w:r>
+        <w:t>mi_coche</w:t>
+      </w:r>
+      <w:proofErr w:type="spellEnd"/>
+      <w:r>
+        <w:t xml:space="preserve"> = </w:t>
+      </w:r>
+      <w:proofErr w:type="gramStart"/>
+      <w:r>
+        <w:t>Coche(</w:t>
+      </w:r>
+      <w:proofErr w:type="gramEnd"/>
+      <w:r>
+        <w:t>"Toyota", "Corolla")</w:t>
+      </w:r>
+      <w:r>
+        <w:br/>
+      </w:r>
+      <w:proofErr w:type="spellStart"/>
+      <w:r>
+        <w:t>mi_</w:t>
+      </w:r>
+      <w:proofErr w:type="gramStart"/>
+      <w:r>
+        <w:t>coche.arrancar</w:t>
+      </w:r>
+      <w:proofErr w:type="spellEnd"/>
+      <w:proofErr w:type="gramEnd"/>
+      <w:r>
+        <w:t>()</w:t>
+      </w:r>
+    </w:p>
+    <w:p>
+      <w:r>
+        <w:t>Ejemplo de encapsulación:</w:t>
+      </w:r>
+    </w:p>
+    <w:p>
+      <w:proofErr w:type="spellStart"/>
+      <w:r>
+        <w:t>class</w:t>
+      </w:r>
+      <w:proofErr w:type="spellEnd"/>
+      <w:r>
+        <w:t xml:space="preserve"> Cuenta:</w:t>
+      </w:r>
+      <w:r>
+        <w:br/>
+        <w:t xml:space="preserve">    </w:t>
+      </w:r>
+      <w:proofErr w:type="spellStart"/>
+      <w:r>
+        <w:t>def</w:t>
+      </w:r>
+      <w:proofErr w:type="spellEnd"/>
+      <w:r>
+        <w:t xml:space="preserve"> __</w:t>
+      </w:r>
+      <w:proofErr w:type="spellStart"/>
+      <w:r>
+        <w:t>init</w:t>
+      </w:r>
+      <w:proofErr w:type="spellEnd"/>
+      <w:r>
+        <w:t>_</w:t>
+      </w:r>
+      <w:proofErr w:type="gramStart"/>
+      <w:r>
+        <w:t>_(</w:t>
+      </w:r>
+      <w:proofErr w:type="spellStart"/>
+      <w:proofErr w:type="gramEnd"/>
+      <w:r>
+        <w:t>self</w:t>
+      </w:r>
+      <w:proofErr w:type="spellEnd"/>
+      <w:r>
+        <w:t>, saldo):</w:t>
+      </w:r>
+      <w:r>
+        <w:br/>
+        <w:t xml:space="preserve">        </w:t>
+      </w:r>
+      <w:proofErr w:type="spellStart"/>
+      <w:proofErr w:type="gramStart"/>
+      <w:r>
+        <w:t>self</w:t>
+      </w:r>
+      <w:proofErr w:type="spellEnd"/>
+      <w:r>
+        <w:t>._</w:t>
+      </w:r>
+      <w:proofErr w:type="gramEnd"/>
+      <w:r>
+        <w:t>saldo = saldo</w:t>
+      </w:r>
+      <w:r>
+        <w:br/>
+      </w:r>
+      <w:r>
+        <w:br/>
+        <w:t xml:space="preserve">    </w:t>
+      </w:r>
+      <w:proofErr w:type="spellStart"/>
+      <w:r>
+        <w:t>def</w:t>
+      </w:r>
+      <w:proofErr w:type="spellEnd"/>
+      <w:r>
+        <w:t xml:space="preserve"> </w:t>
+      </w:r>
+      <w:proofErr w:type="gramStart"/>
+      <w:r>
+        <w:t>depositar(</w:t>
+      </w:r>
+      <w:proofErr w:type="spellStart"/>
+      <w:proofErr w:type="gramEnd"/>
+      <w:r>
+        <w:t>self</w:t>
+      </w:r>
+      <w:proofErr w:type="spellEnd"/>
+      <w:r>
+        <w:t>, cantidad):</w:t>
+      </w:r>
+      <w:r>
+        <w:br/>
+        <w:t xml:space="preserve">        </w:t>
+      </w:r>
+      <w:proofErr w:type="spellStart"/>
+      <w:proofErr w:type="gramStart"/>
+      <w:r>
+        <w:t>self</w:t>
+      </w:r>
+      <w:proofErr w:type="spellEnd"/>
+      <w:r>
+        <w:t>._</w:t>
+      </w:r>
+      <w:proofErr w:type="gramEnd"/>
+      <w:r>
+        <w:t>saldo += cantidad</w:t>
+      </w:r>
+      <w:r>
+        <w:br/>
+      </w:r>
+      <w:r>
+        <w:br/>
+        <w:t xml:space="preserve">    </w:t>
+      </w:r>
+      <w:proofErr w:type="spellStart"/>
+      <w:r>
+        <w:t>def</w:t>
+      </w:r>
+      <w:proofErr w:type="spellEnd"/>
+      <w:r>
+        <w:t xml:space="preserve"> </w:t>
+      </w:r>
+      <w:proofErr w:type="spellStart"/>
+      <w:r>
+        <w:t>mostrar_saldo</w:t>
+      </w:r>
+      <w:proofErr w:type="spellEnd"/>
+      <w:r>
+        <w:t>(</w:t>
+      </w:r>
+      <w:proofErr w:type="spellStart"/>
+      <w:r>
+        <w:t>self</w:t>
+      </w:r>
+      <w:proofErr w:type="spellEnd"/>
+      <w:r>
+        <w:t>):</w:t>
+      </w:r>
+      <w:r>
+        <w:br/>
+        <w:t xml:space="preserve">        </w:t>
+      </w:r>
+      <w:proofErr w:type="spellStart"/>
+      <w:r>
+        <w:t>return</w:t>
+      </w:r>
+      <w:proofErr w:type="spellEnd"/>
+      <w:r>
+        <w:t xml:space="preserve"> </w:t>
+      </w:r>
+      <w:proofErr w:type="spellStart"/>
+      <w:proofErr w:type="gramStart"/>
+      <w:r>
+        <w:t>self</w:t>
+      </w:r>
+      <w:proofErr w:type="spellEnd"/>
+      <w:r>
+        <w:t>._</w:t>
+      </w:r>
+      <w:proofErr w:type="gramEnd"/>
+      <w:r>
+        <w:t>saldo</w:t>
+      </w:r>
+    </w:p>
+    <w:p>
+      <w:r>
+        <w:t>cuenta = Cuenta(1000)</w:t>
+      </w:r>
+      <w:r>
+        <w:br/>
+      </w:r>
+      <w:proofErr w:type="spellStart"/>
+      <w:proofErr w:type="gramStart"/>
+      <w:r>
+        <w:t>cuenta.depositar</w:t>
+      </w:r>
+      <w:proofErr w:type="spellEnd"/>
+      <w:proofErr w:type="gramEnd"/>
+      <w:r>
+        <w:t>(500)</w:t>
+      </w:r>
+      <w:r>
+        <w:br/>
+      </w:r>
+      <w:proofErr w:type="spellStart"/>
+      <w:r>
+        <w:t>print</w:t>
+      </w:r>
+      <w:proofErr w:type="spellEnd"/>
+      <w:r>
+        <w:t>(</w:t>
+      </w:r>
+      <w:proofErr w:type="spellStart"/>
+      <w:proofErr w:type="gramStart"/>
+      <w:r>
+        <w:t>cuenta.mostrar</w:t>
+      </w:r>
+      <w:proofErr w:type="gramEnd"/>
+      <w:r>
+        <w:t>_</w:t>
+      </w:r>
+      <w:proofErr w:type="gramStart"/>
+      <w:r>
+        <w:t>saldo</w:t>
+      </w:r>
+      <w:proofErr w:type="spellEnd"/>
+      <w:r>
+        <w:t>(</w:t>
+      </w:r>
+      <w:proofErr w:type="gramEnd"/>
+      <w:r>
+        <w:t>))</w:t>
+      </w:r>
+    </w:p>
+    <w:p>
+      <w:r>
+        <w:t>Ejemplo de herencia:</w:t>
+      </w:r>
+    </w:p>
+    <w:p>
+      <w:proofErr w:type="spellStart"/>
+      <w:r>
+        <w:t>class</w:t>
+      </w:r>
+      <w:proofErr w:type="spellEnd"/>
+      <w:r>
+        <w:t xml:space="preserve"> Animal:</w:t>
+      </w:r>
+      <w:r>
+        <w:br/>
+        <w:t xml:space="preserve">    </w:t>
+      </w:r>
+      <w:proofErr w:type="spellStart"/>
+      <w:r>
+        <w:t>def</w:t>
+      </w:r>
+      <w:proofErr w:type="spellEnd"/>
+      <w:r>
+        <w:t xml:space="preserve"> </w:t>
+      </w:r>
+      <w:proofErr w:type="spellStart"/>
+      <w:r>
+        <w:t>hacer_sonido</w:t>
+      </w:r>
+      <w:proofErr w:type="spellEnd"/>
+      <w:r>
+        <w:t>(</w:t>
+      </w:r>
+      <w:proofErr w:type="spellStart"/>
+      <w:r>
+        <w:t>self</w:t>
+      </w:r>
+      <w:proofErr w:type="spellEnd"/>
+      <w:r>
+        <w:t>):</w:t>
+      </w:r>
+      <w:r>
+        <w:br/>
+        <w:t xml:space="preserve">        </w:t>
+      </w:r>
+      <w:proofErr w:type="spellStart"/>
+      <w:proofErr w:type="gramStart"/>
+      <w:r>
+        <w:t>print</w:t>
+      </w:r>
+      <w:proofErr w:type="spellEnd"/>
+      <w:r>
+        <w:t>(</w:t>
+      </w:r>
+      <w:proofErr w:type="gramEnd"/>
+      <w:r>
+        <w:t>"Sonido genérico")</w:t>
+      </w:r>
+      <w:r>
+        <w:br/>
+      </w:r>
+      <w:r>
+        <w:br/>
+      </w:r>
+      <w:proofErr w:type="spellStart"/>
+      <w:r>
+        <w:t>class</w:t>
+      </w:r>
+      <w:proofErr w:type="spellEnd"/>
+      <w:r>
+        <w:t xml:space="preserve"> </w:t>
+      </w:r>
+      <w:proofErr w:type="gramStart"/>
+      <w:r>
+        <w:t>Perro(</w:t>
+      </w:r>
+      <w:proofErr w:type="gramEnd"/>
+      <w:r>
+        <w:t>Animal):</w:t>
+      </w:r>
+      <w:r>
+        <w:br/>
+        <w:t xml:space="preserve">    </w:t>
+      </w:r>
+      <w:proofErr w:type="spellStart"/>
+      <w:r>
+        <w:t>def</w:t>
+      </w:r>
+      <w:proofErr w:type="spellEnd"/>
+      <w:r>
+        <w:t xml:space="preserve"> </w:t>
+      </w:r>
+      <w:proofErr w:type="spellStart"/>
+      <w:r>
+        <w:t>hacer_sonido</w:t>
+      </w:r>
+      <w:proofErr w:type="spellEnd"/>
+      <w:r>
+        <w:t>(</w:t>
+      </w:r>
+      <w:proofErr w:type="spellStart"/>
+      <w:r>
+        <w:t>self</w:t>
+      </w:r>
+      <w:proofErr w:type="spellEnd"/>
+      <w:r>
+        <w:t>):</w:t>
+      </w:r>
+      <w:r>
+        <w:br/>
+        <w:t xml:space="preserve">        </w:t>
+      </w:r>
+      <w:proofErr w:type="spellStart"/>
+      <w:r>
+        <w:t>print</w:t>
+      </w:r>
+      <w:proofErr w:type="spellEnd"/>
+      <w:r>
+        <w:t>("Guau")</w:t>
+      </w:r>
+    </w:p>
+    <w:p>
+      <w:proofErr w:type="spellStart"/>
+      <w:r>
+        <w:t>mi_perro</w:t>
+      </w:r>
+      <w:proofErr w:type="spellEnd"/>
+      <w:r>
+        <w:t xml:space="preserve"> = Perro()</w:t>
+      </w:r>
+      <w:r>
+        <w:br/>
+      </w:r>
+      <w:proofErr w:type="spellStart"/>
+      <w:r>
+        <w:t>mi_</w:t>
+      </w:r>
+      <w:proofErr w:type="gramStart"/>
+      <w:r>
+        <w:t>perro.hacer</w:t>
+      </w:r>
+      <w:proofErr w:type="gramEnd"/>
+      <w:r>
+        <w:t>_</w:t>
+      </w:r>
+      <w:proofErr w:type="gramStart"/>
+      <w:r>
+        <w:t>sonido</w:t>
+      </w:r>
+      <w:proofErr w:type="spellEnd"/>
+      <w:r>
+        <w:t>(</w:t>
+      </w:r>
+      <w:proofErr w:type="gramEnd"/>
+      <w:r>
+        <w:t>)</w:t>
+      </w:r>
+    </w:p>
+    <w:p>
+      <w:r>
+        <w:t>Ejemplo de polimorfismo:</w:t>
+      </w:r>
+    </w:p>
+    <w:p>
+      <w:proofErr w:type="spellStart"/>
+      <w:r>
+        <w:lastRenderedPageBreak/>
+        <w:t>class</w:t>
+      </w:r>
+      <w:proofErr w:type="spellEnd"/>
+      <w:r>
+        <w:t xml:space="preserve"> Gato:</w:t>
+      </w:r>
+      <w:r>
+        <w:br/>
+        <w:t xml:space="preserve">    </w:t>
+      </w:r>
+      <w:proofErr w:type="spellStart"/>
+      <w:r>
+        <w:t>def</w:t>
+      </w:r>
+      <w:proofErr w:type="spellEnd"/>
+      <w:r>
+        <w:t xml:space="preserve"> sonido(</w:t>
+      </w:r>
+      <w:proofErr w:type="spellStart"/>
+      <w:r>
+        <w:t>self</w:t>
+      </w:r>
+      <w:proofErr w:type="spellEnd"/>
+      <w:r>
+        <w:t>):</w:t>
+      </w:r>
+      <w:r>
+        <w:br/>
+        <w:t xml:space="preserve">        </w:t>
+      </w:r>
+      <w:proofErr w:type="spellStart"/>
+      <w:r>
+        <w:t>print</w:t>
+      </w:r>
+      <w:proofErr w:type="spellEnd"/>
+      <w:r>
+        <w:t>("Miau")</w:t>
+      </w:r>
+      <w:r>
+        <w:br/>
+      </w:r>
+      <w:r>
+        <w:br/>
+      </w:r>
+      <w:proofErr w:type="spellStart"/>
+      <w:r>
+        <w:t>class</w:t>
+      </w:r>
+      <w:proofErr w:type="spellEnd"/>
+      <w:r>
+        <w:t xml:space="preserve"> Perro:</w:t>
+      </w:r>
+      <w:r>
+        <w:br/>
+        <w:t xml:space="preserve">    </w:t>
+      </w:r>
+      <w:proofErr w:type="spellStart"/>
+      <w:r>
+        <w:t>def</w:t>
+      </w:r>
+      <w:proofErr w:type="spellEnd"/>
+      <w:r>
+        <w:t xml:space="preserve"> sonido(</w:t>
+      </w:r>
+      <w:proofErr w:type="spellStart"/>
+      <w:r>
+        <w:t>self</w:t>
+      </w:r>
+      <w:proofErr w:type="spellEnd"/>
+      <w:r>
+        <w:t>):</w:t>
+      </w:r>
+      <w:r>
+        <w:br/>
+        <w:t xml:space="preserve">        </w:t>
+      </w:r>
+      <w:proofErr w:type="spellStart"/>
+      <w:r>
+        <w:t>print</w:t>
+      </w:r>
+      <w:proofErr w:type="spellEnd"/>
+      <w:r>
+        <w:t>("Guau")</w:t>
+      </w:r>
+      <w:r>
+        <w:br/>
+      </w:r>
+      <w:r>
+        <w:br/>
+      </w:r>
+      <w:proofErr w:type="spellStart"/>
+      <w:r>
+        <w:t>def</w:t>
+      </w:r>
+      <w:proofErr w:type="spellEnd"/>
+      <w:r>
+        <w:t xml:space="preserve"> </w:t>
+      </w:r>
+      <w:proofErr w:type="spellStart"/>
+      <w:r>
+        <w:t>hacer_sonido</w:t>
+      </w:r>
+      <w:proofErr w:type="spellEnd"/>
+      <w:r>
+        <w:t>(animal):</w:t>
+      </w:r>
+      <w:r>
+        <w:br/>
+        <w:t xml:space="preserve">    </w:t>
+      </w:r>
+      <w:proofErr w:type="spellStart"/>
+      <w:proofErr w:type="gramStart"/>
+      <w:r>
+        <w:t>animal.sonido</w:t>
+      </w:r>
+      <w:proofErr w:type="spellEnd"/>
+      <w:proofErr w:type="gramEnd"/>
+      <w:r>
+        <w:t>()</w:t>
+      </w:r>
+      <w:r>
+        <w:br/>
+      </w:r>
+      <w:r>
+        <w:br/>
+      </w:r>
+      <w:proofErr w:type="spellStart"/>
+      <w:r>
+        <w:t>hacer_</w:t>
+      </w:r>
+      <w:proofErr w:type="gramStart"/>
+      <w:r>
+        <w:t>sonido</w:t>
+      </w:r>
+      <w:proofErr w:type="spellEnd"/>
+      <w:r>
+        <w:t>(</w:t>
+      </w:r>
+      <w:proofErr w:type="gramEnd"/>
+      <w:r>
+        <w:t>Gato())</w:t>
+      </w:r>
+      <w:r>
+        <w:br/>
+      </w:r>
+      <w:proofErr w:type="spellStart"/>
+      <w:r>
+        <w:t>hacer_</w:t>
+      </w:r>
+      <w:proofErr w:type="gramStart"/>
+      <w:r>
+        <w:t>sonido</w:t>
+      </w:r>
+      <w:proofErr w:type="spellEnd"/>
+      <w:r>
+        <w:t>(Perro(</w:t>
+      </w:r>
+      <w:proofErr w:type="gramEnd"/>
+      <w:r>
+        <w:t>))</w:t>
+      </w:r>
+    </w:p>
+    <w:p>
+      <w:r>
+        <w:t>En resumen, las clases se usan para organizar, reutilizar y estructurar el código, especialmente cuando trabajas con programas complejos o quieres representar objetos del mundo real dentro de tu aplicación.</w:t>
+      </w:r>
+    </w:p>
+    <w:p/>
+    <w:p/>
+    <w:p/>
+    <w:p>
+      <w:r>
+        <w:pict w14:anchorId="6B839141">
+          <v:rect id="_x0000_i1025" style="width:0;height:1.5pt" o:hralign="center" o:hrstd="t" o:hr="t" fillcolor="#a0a0a0" stroked="f"/>
+        </w:pict>
+      </w:r>
+    </w:p>
+    <w:p>
+      <w:r>
+        <w:t xml:space="preserve"> ¿Qué método se ejecuta automáticamente cuando se crea una instancia?</w:t>
+      </w:r>
+    </w:p>
+    <w:p>
+      <w:r>
+        <w:t>El método que se ejecuta automáticamente es:</w:t>
+      </w:r>
+    </w:p>
+    <w:p>
+      <w:r>
+        <w:t>__</w:t>
+      </w:r>
+      <w:proofErr w:type="spellStart"/>
+      <w:r>
+        <w:t>init</w:t>
+      </w:r>
+      <w:proofErr w:type="spellEnd"/>
+      <w:r>
+        <w:t>__</w:t>
       </w:r>
     </w:p>
     <w:p>
@@ -62,7 +976,7 @@
       </w:r>
       <w:proofErr w:type="spellEnd"/>
       <w:r>
-        <w:t xml:space="preserve"> Coche:</w:t>
+        <w:t xml:space="preserve"> Persona:</w:t>
       </w:r>
       <w:r>
         <w:br/>
@@ -95,7 +1009,7 @@
       </w:r>
       <w:proofErr w:type="spellEnd"/>
       <w:r>
-        <w:t>, marca, modelo):</w:t>
+        <w:t>, nombre):</w:t>
       </w:r>
       <w:r>
         <w:br/>
@@ -104,234 +1018,6 @@
       <w:proofErr w:type="spellStart"/>
       <w:proofErr w:type="gramStart"/>
       <w:r>
-        <w:t>self.marca</w:t>
-      </w:r>
-      <w:proofErr w:type="spellEnd"/>
-      <w:proofErr w:type="gramEnd"/>
-      <w:r>
-        <w:t xml:space="preserve"> = marca</w:t>
-      </w:r>
-      <w:r>
-        <w:br/>
-        <w:t xml:space="preserve">        </w:t>
-      </w:r>
-      <w:proofErr w:type="spellStart"/>
-      <w:proofErr w:type="gramStart"/>
-      <w:r>
-        <w:t>self.modelo</w:t>
-      </w:r>
-      <w:proofErr w:type="spellEnd"/>
-      <w:proofErr w:type="gramEnd"/>
-      <w:r>
-        <w:t xml:space="preserve"> = modelo</w:t>
-      </w:r>
-      <w:r>
-        <w:br/>
-      </w:r>
-      <w:r>
-        <w:br/>
-        <w:t xml:space="preserve">    </w:t>
-      </w:r>
-      <w:proofErr w:type="spellStart"/>
-      <w:r>
-        <w:t>def</w:t>
-      </w:r>
-      <w:proofErr w:type="spellEnd"/>
-      <w:r>
-        <w:t xml:space="preserve"> </w:t>
-      </w:r>
-      <w:proofErr w:type="spellStart"/>
-      <w:r>
-        <w:t>mostrar_info</w:t>
-      </w:r>
-      <w:proofErr w:type="spellEnd"/>
-      <w:r>
-        <w:t>(</w:t>
-      </w:r>
-      <w:proofErr w:type="spellStart"/>
-      <w:r>
-        <w:t>self</w:t>
-      </w:r>
-      <w:proofErr w:type="spellEnd"/>
-      <w:r>
-        <w:t>):</w:t>
-      </w:r>
-      <w:r>
-        <w:br/>
-        <w:t xml:space="preserve">        </w:t>
-      </w:r>
-      <w:proofErr w:type="spellStart"/>
-      <w:proofErr w:type="gramStart"/>
-      <w:r>
-        <w:t>print</w:t>
-      </w:r>
-      <w:proofErr w:type="spellEnd"/>
-      <w:r>
-        <w:t>(</w:t>
-      </w:r>
-      <w:proofErr w:type="spellStart"/>
-      <w:proofErr w:type="gramEnd"/>
-      <w:r>
-        <w:t>f"Coche</w:t>
-      </w:r>
-      <w:proofErr w:type="spellEnd"/>
-      <w:r>
-        <w:t>: {</w:t>
-      </w:r>
-      <w:proofErr w:type="spellStart"/>
-      <w:proofErr w:type="gramStart"/>
-      <w:r>
-        <w:t>self.marca</w:t>
-      </w:r>
-      <w:proofErr w:type="spellEnd"/>
-      <w:proofErr w:type="gramEnd"/>
-      <w:r>
-        <w:t>} {</w:t>
-      </w:r>
-      <w:proofErr w:type="spellStart"/>
-      <w:proofErr w:type="gramStart"/>
-      <w:r>
-        <w:t>self.modelo</w:t>
-      </w:r>
-      <w:proofErr w:type="spellEnd"/>
-      <w:proofErr w:type="gramEnd"/>
-      <w:r>
-        <w:t>}")</w:t>
-      </w:r>
-      <w:r>
-        <w:br/>
-      </w:r>
-      <w:r>
-        <w:br/>
-      </w:r>
-      <w:proofErr w:type="spellStart"/>
-      <w:r>
-        <w:t>mi_coche</w:t>
-      </w:r>
-      <w:proofErr w:type="spellEnd"/>
-      <w:r>
-        <w:t xml:space="preserve"> = </w:t>
-      </w:r>
-      <w:proofErr w:type="gramStart"/>
-      <w:r>
-        <w:t>Coche(</w:t>
-      </w:r>
-      <w:proofErr w:type="gramEnd"/>
-      <w:r>
-        <w:t>"Toyota", "Corolla")</w:t>
-      </w:r>
-      <w:r>
-        <w:br/>
-      </w:r>
-      <w:proofErr w:type="spellStart"/>
-      <w:r>
-        <w:t>mi_</w:t>
-      </w:r>
-      <w:proofErr w:type="gramStart"/>
-      <w:r>
-        <w:t>coche.mostrar</w:t>
-      </w:r>
-      <w:proofErr w:type="gramEnd"/>
-      <w:r>
-        <w:t>_</w:t>
-      </w:r>
-      <w:proofErr w:type="gramStart"/>
-      <w:r>
-        <w:t>info</w:t>
-      </w:r>
-      <w:proofErr w:type="spellEnd"/>
-      <w:r>
-        <w:t>(</w:t>
-      </w:r>
-      <w:proofErr w:type="gramEnd"/>
-      <w:r>
-        <w:t>)</w:t>
-      </w:r>
-    </w:p>
-    <w:p>
-      <w:r>
-        <w:pict w14:anchorId="6B839141">
-          <v:rect id="_x0000_i1073" style="width:0;height:1.5pt" o:hralign="center" o:hrstd="t" o:hr="t" fillcolor="#a0a0a0" stroked="f"/>
-        </w:pict>
-      </w:r>
-    </w:p>
-    <w:p>
-      <w:r>
-        <w:t xml:space="preserve"> ¿Qué método se ejecuta automáticamente cuando se crea una instancia?</w:t>
-      </w:r>
-    </w:p>
-    <w:p>
-      <w:r>
-        <w:t>El método que se ejecuta automáticamente es:</w:t>
-      </w:r>
-    </w:p>
-    <w:p>
-      <w:r>
-        <w:t>__</w:t>
-      </w:r>
-      <w:proofErr w:type="spellStart"/>
-      <w:r>
-        <w:t>init</w:t>
-      </w:r>
-      <w:proofErr w:type="spellEnd"/>
-      <w:r>
-        <w:t>__</w:t>
-      </w:r>
-    </w:p>
-    <w:p>
-      <w:r>
-        <w:t>Ejemplo:</w:t>
-      </w:r>
-    </w:p>
-    <w:p>
-      <w:proofErr w:type="spellStart"/>
-      <w:r>
-        <w:t>class</w:t>
-      </w:r>
-      <w:proofErr w:type="spellEnd"/>
-      <w:r>
-        <w:t xml:space="preserve"> Persona:</w:t>
-      </w:r>
-      <w:r>
-        <w:br/>
-        <w:t xml:space="preserve">    </w:t>
-      </w:r>
-      <w:proofErr w:type="spellStart"/>
-      <w:r>
-        <w:t>def</w:t>
-      </w:r>
-      <w:proofErr w:type="spellEnd"/>
-      <w:r>
-        <w:t xml:space="preserve"> __</w:t>
-      </w:r>
-      <w:proofErr w:type="spellStart"/>
-      <w:r>
-        <w:t>init</w:t>
-      </w:r>
-      <w:proofErr w:type="spellEnd"/>
-      <w:r>
-        <w:t>_</w:t>
-      </w:r>
-      <w:proofErr w:type="gramStart"/>
-      <w:r>
-        <w:t>_(</w:t>
-      </w:r>
-      <w:proofErr w:type="spellStart"/>
-      <w:proofErr w:type="gramEnd"/>
-      <w:r>
-        <w:t>self</w:t>
-      </w:r>
-      <w:proofErr w:type="spellEnd"/>
-      <w:r>
-        <w:t>, nombre):</w:t>
-      </w:r>
-      <w:r>
-        <w:br/>
-        <w:t xml:space="preserve">        </w:t>
-      </w:r>
-      <w:proofErr w:type="spellStart"/>
-      <w:proofErr w:type="gramStart"/>
-      <w:r>
         <w:t>self.nombre</w:t>
       </w:r>
       <w:proofErr w:type="spellEnd"/>
@@ -350,7 +1036,7 @@
     <w:p>
       <w:r>
         <w:pict w14:anchorId="31686ABE">
-          <v:rect id="_x0000_i1074" style="width:0;height:1.5pt" o:hralign="center" o:hrstd="t" o:hr="t" fillcolor="#a0a0a0" stroked="f"/>
+          <v:rect id="_x0000_i1026" style="width:0;height:1.5pt" o:hralign="center" o:hrstd="t" o:hr="t" fillcolor="#a0a0a0" stroked="f"/>
         </w:pict>
       </w:r>
     </w:p>
@@ -383,7 +1069,6 @@
         </w:numPr>
       </w:pPr>
       <w:r>
-        <w:lastRenderedPageBreak/>
         <w:t xml:space="preserve">POST → Crear datos </w:t>
       </w:r>
     </w:p>
@@ -395,13 +1080,14 @@
         </w:numPr>
       </w:pPr>
       <w:r>
+        <w:lastRenderedPageBreak/>
         <w:t xml:space="preserve">PUT → Actualizar datos </w:t>
       </w:r>
     </w:p>
     <w:p>
       <w:r>
         <w:pict w14:anchorId="0DD3C5E1">
-          <v:rect id="_x0000_i1075" style="width:0;height:1.5pt" o:hralign="center" o:hrstd="t" o:hr="t" fillcolor="#a0a0a0" stroked="f"/>
+          <v:rect id="_x0000_i1027" style="width:0;height:1.5pt" o:hralign="center" o:hrstd="t" o:hr="t" fillcolor="#a0a0a0" stroked="f"/>
         </w:pict>
       </w:r>
     </w:p>
@@ -451,7 +1137,7 @@
     <w:p>
       <w:r>
         <w:pict w14:anchorId="105B0DD3">
-          <v:rect id="_x0000_i1076" style="width:0;height:1.5pt" o:hralign="center" o:hrstd="t" o:hr="t" fillcolor="#a0a0a0" stroked="f"/>
+          <v:rect id="_x0000_i1028" style="width:0;height:1.5pt" o:hralign="center" o:hrstd="t" o:hr="t" fillcolor="#a0a0a0" stroked="f"/>
         </w:pict>
       </w:r>
     </w:p>
@@ -494,7 +1180,7 @@
     <w:p>
       <w:r>
         <w:pict w14:anchorId="102E1D44">
-          <v:rect id="_x0000_i1077" style="width:0;height:1.5pt" o:hralign="center" o:hrstd="t" o:hr="t" fillcolor="#a0a0a0" stroked="f"/>
+          <v:rect id="_x0000_i1029" style="width:0;height:1.5pt" o:hralign="center" o:hrstd="t" o:hr="t" fillcolor="#a0a0a0" stroked="f"/>
         </w:pict>
       </w:r>
     </w:p>
@@ -565,7 +1251,7 @@
     <w:p>
       <w:r>
         <w:pict w14:anchorId="5425635D">
-          <v:rect id="_x0000_i1078" style="width:0;height:1.5pt" o:hralign="center" o:hrstd="t" o:hr="t" fillcolor="#a0a0a0" stroked="f"/>
+          <v:rect id="_x0000_i1030" style="width:0;height:1.5pt" o:hralign="center" o:hrstd="t" o:hr="t" fillcolor="#a0a0a0" stroked="f"/>
         </w:pict>
       </w:r>
     </w:p>
@@ -633,15 +1319,17 @@
       </w:r>
       <w:proofErr w:type="spellStart"/>
       <w:r>
+        <w:t>class</w:t>
+      </w:r>
+      <w:proofErr w:type="spellEnd"/>
+      <w:r>
+        <w:t xml:space="preserve"> Gato:</w:t>
+      </w:r>
+      <w:r>
+        <w:br/>
+      </w:r>
+      <w:r>
         <w:lastRenderedPageBreak/>
-        <w:t>class</w:t>
-      </w:r>
-      <w:proofErr w:type="spellEnd"/>
-      <w:r>
-        <w:t xml:space="preserve"> Gato:</w:t>
-      </w:r>
-      <w:r>
-        <w:br/>
         <w:t xml:space="preserve">    </w:t>
       </w:r>
       <w:proofErr w:type="spellStart"/>
@@ -728,7 +1416,7 @@
     <w:p>
       <w:r>
         <w:pict w14:anchorId="3961C053">
-          <v:rect id="_x0000_i1079" style="width:0;height:1.5pt" o:hralign="center" o:hrstd="t" o:hr="t" fillcolor="#a0a0a0" stroked="f"/>
+          <v:rect id="_x0000_i1031" style="width:0;height:1.5pt" o:hralign="center" o:hrstd="t" o:hr="t" fillcolor="#a0a0a0" stroked="f"/>
         </w:pict>
       </w:r>
       <w:r>
@@ -983,7 +1671,7 @@
     <w:p>
       <w:r>
         <w:pict w14:anchorId="761C0C50">
-          <v:rect id="_x0000_i1080" style="width:0;height:1.5pt" o:hralign="center" o:hrstd="t" o:hr="t" fillcolor="#a0a0a0" stroked="f"/>
+          <v:rect id="_x0000_i1032" style="width:0;height:1.5pt" o:hralign="center" o:hrstd="t" o:hr="t" fillcolor="#a0a0a0" stroked="f"/>
         </w:pict>
       </w:r>
       <w:r>
@@ -1122,8 +1810,10 @@
         <w:br/>
       </w:r>
       <w:r>
+        <w:br/>
+      </w:r>
+      <w:r>
         <w:lastRenderedPageBreak/>
-        <w:br/>
         <w:t>@mi_decorador</w:t>
       </w:r>
       <w:r>
